--- a/phoebechar/canoeing/clinton/distribution_module/Clinton_Time_Distribution_Worksheet.docx
+++ b/phoebechar/canoeing/clinton/distribution_module/Clinton_Time_Distribution_Worksheet.docx
@@ -111,12 +111,12 @@
             <wp:extent cx="3324225" cy="2731424"/>
             <wp:effectExtent b="12700" l="12700" r="12700" t="12700"/>
             <wp:wrapTopAndBottom distB="57150" distT="57150"/>
-            <wp:docPr id="1" name="image2.png"/>
+            <wp:docPr id="2" name="image1.png"/>
             <a:graphic>
               <a:graphicData uri="http://schemas.openxmlformats.org/drawingml/2006/picture">
                 <pic:pic>
                   <pic:nvPicPr>
-                    <pic:cNvPr id="0" name="image2.png"/>
+                    <pic:cNvPr id="0" name="image1.png"/>
                     <pic:cNvPicPr preferRelativeResize="0"/>
                   </pic:nvPicPr>
                   <pic:blipFill>
@@ -158,12 +158,12 @@
             <wp:extent cx="3343275" cy="2752725"/>
             <wp:effectExtent b="12700" l="12700" r="12700" t="12700"/>
             <wp:wrapSquare wrapText="bothSides" distB="57150" distT="57150" distL="57150" distR="57150"/>
-            <wp:docPr id="2" name="image1.png"/>
+            <wp:docPr id="3" name="image3.png"/>
             <a:graphic>
               <a:graphicData uri="http://schemas.openxmlformats.org/drawingml/2006/picture">
                 <pic:pic>
                   <pic:nvPicPr>
-                    <pic:cNvPr id="0" name="image1.png"/>
+                    <pic:cNvPr id="0" name="image3.png"/>
                     <pic:cNvPicPr preferRelativeResize="0"/>
                   </pic:nvPicPr>
                   <pic:blipFill>
@@ -293,9 +293,24 @@
     </w:p>
     <w:p>
       <w:pPr>
+        <w:rPr>
+          <w:rFonts w:ascii="Calibri" w:cs="Calibri" w:eastAsia="Calibri" w:hAnsi="Calibri"/>
+          <w:sz w:val="24"/>
+          <w:szCs w:val="24"/>
+        </w:rPr>
+      </w:pPr>
+      <w:r>
+        <w:rPr>
+          <w:rtl w:val="0"/>
+        </w:rPr>
+      </w:r>
+    </w:p>
+    <w:p>
+      <w:pPr>
         <w:ind w:left="720" w:firstLine="0"/>
         <w:rPr>
           <w:rFonts w:ascii="Calibri" w:cs="Calibri" w:eastAsia="Calibri" w:hAnsi="Calibri"/>
+          <w:color w:val="003b4f"/>
           <w:sz w:val="24"/>
           <w:szCs w:val="24"/>
         </w:rPr>
@@ -311,36 +326,7 @@
         <w:ind w:left="720" w:firstLine="0"/>
         <w:rPr>
           <w:rFonts w:ascii="Calibri" w:cs="Calibri" w:eastAsia="Calibri" w:hAnsi="Calibri"/>
-          <w:sz w:val="24"/>
-          <w:szCs w:val="24"/>
-        </w:rPr>
-      </w:pPr>
-      <w:r>
-        <w:rPr>
-          <w:rtl w:val="0"/>
-        </w:rPr>
-      </w:r>
-    </w:p>
-    <w:p>
-      <w:pPr>
-        <w:ind w:left="720" w:firstLine="0"/>
-        <w:rPr>
-          <w:rFonts w:ascii="Calibri" w:cs="Calibri" w:eastAsia="Calibri" w:hAnsi="Calibri"/>
-          <w:sz w:val="24"/>
-          <w:szCs w:val="24"/>
-        </w:rPr>
-      </w:pPr>
-      <w:r>
-        <w:rPr>
-          <w:rtl w:val="0"/>
-        </w:rPr>
-      </w:r>
-    </w:p>
-    <w:p>
-      <w:pPr>
-        <w:ind w:left="720" w:firstLine="0"/>
-        <w:rPr>
-          <w:rFonts w:ascii="Calibri" w:cs="Calibri" w:eastAsia="Calibri" w:hAnsi="Calibri"/>
+          <w:color w:val="003b4f"/>
           <w:sz w:val="24"/>
           <w:szCs w:val="24"/>
         </w:rPr>
@@ -376,9 +362,24 @@
     </w:p>
     <w:p>
       <w:pPr>
+        <w:rPr>
+          <w:rFonts w:ascii="Calibri" w:cs="Calibri" w:eastAsia="Calibri" w:hAnsi="Calibri"/>
+          <w:sz w:val="24"/>
+          <w:szCs w:val="24"/>
+        </w:rPr>
+      </w:pPr>
+      <w:r>
+        <w:rPr>
+          <w:rtl w:val="0"/>
+        </w:rPr>
+      </w:r>
+    </w:p>
+    <w:p>
+      <w:pPr>
         <w:ind w:left="720" w:firstLine="0"/>
         <w:rPr>
           <w:rFonts w:ascii="Calibri" w:cs="Calibri" w:eastAsia="Calibri" w:hAnsi="Calibri"/>
+          <w:color w:val="003b4f"/>
           <w:sz w:val="24"/>
           <w:szCs w:val="24"/>
         </w:rPr>
@@ -394,51 +395,7 @@
         <w:ind w:left="720" w:firstLine="0"/>
         <w:rPr>
           <w:rFonts w:ascii="Calibri" w:cs="Calibri" w:eastAsia="Calibri" w:hAnsi="Calibri"/>
-          <w:sz w:val="24"/>
-          <w:szCs w:val="24"/>
-        </w:rPr>
-      </w:pPr>
-      <w:r>
-        <w:rPr>
-          <w:rtl w:val="0"/>
-        </w:rPr>
-      </w:r>
-    </w:p>
-    <w:p>
-      <w:pPr>
-        <w:ind w:left="720" w:firstLine="0"/>
-        <w:rPr>
-          <w:rFonts w:ascii="Calibri" w:cs="Calibri" w:eastAsia="Calibri" w:hAnsi="Calibri"/>
-          <w:sz w:val="24"/>
-          <w:szCs w:val="24"/>
-        </w:rPr>
-      </w:pPr>
-      <w:r>
-        <w:rPr>
-          <w:rtl w:val="0"/>
-        </w:rPr>
-      </w:r>
-    </w:p>
-    <w:p>
-      <w:pPr>
-        <w:ind w:left="720" w:firstLine="0"/>
-        <w:rPr>
-          <w:rFonts w:ascii="Calibri" w:cs="Calibri" w:eastAsia="Calibri" w:hAnsi="Calibri"/>
-          <w:sz w:val="24"/>
-          <w:szCs w:val="24"/>
-        </w:rPr>
-      </w:pPr>
-      <w:r>
-        <w:rPr>
-          <w:rtl w:val="0"/>
-        </w:rPr>
-      </w:r>
-    </w:p>
-    <w:p>
-      <w:pPr>
-        <w:ind w:left="720" w:firstLine="0"/>
-        <w:rPr>
-          <w:rFonts w:ascii="Calibri" w:cs="Calibri" w:eastAsia="Calibri" w:hAnsi="Calibri"/>
+          <w:color w:val="003b4f"/>
           <w:sz w:val="24"/>
           <w:szCs w:val="24"/>
         </w:rPr>
@@ -564,7 +521,7 @@
     <w:tbl>
       <w:tblPr>
         <w:tblStyle w:val="Table1"/>
-        <w:tblpPr w:leftFromText="180" w:rightFromText="180" w:topFromText="180" w:bottomFromText="180" w:vertAnchor="text" w:horzAnchor="text" w:tblpX="0" w:tblpY="0"/>
+        <w:tblpPr w:leftFromText="180" w:rightFromText="180" w:topFromText="180" w:bottomFromText="180" w:vertAnchor="text" w:horzAnchor="text" w:tblpX="1042.7981185913086" w:tblpY="0"/>
         <w:tblW w:w="3330.0" w:type="dxa"/>
         <w:jc w:val="left"/>
         <w:tblBorders>
@@ -1365,54 +1322,99 @@
     </w:p>
     <w:p>
       <w:pPr>
-        <w:ind w:left="720" w:firstLine="0"/>
-        <w:rPr>
-          <w:rFonts w:ascii="Calibri" w:cs="Calibri" w:eastAsia="Calibri" w:hAnsi="Calibri"/>
-          <w:sz w:val="24"/>
-          <w:szCs w:val="24"/>
-        </w:rPr>
-      </w:pPr>
-      <w:r>
-        <w:rPr>
-          <w:rtl w:val="0"/>
-        </w:rPr>
-      </w:r>
-    </w:p>
-    <w:p>
-      <w:pPr>
-        <w:ind w:left="720" w:firstLine="0"/>
-        <w:rPr>
-          <w:rFonts w:ascii="Calibri" w:cs="Calibri" w:eastAsia="Calibri" w:hAnsi="Calibri"/>
-          <w:sz w:val="24"/>
-          <w:szCs w:val="24"/>
-        </w:rPr>
-      </w:pPr>
-      <w:r>
-        <w:rPr>
-          <w:rtl w:val="0"/>
-        </w:rPr>
-      </w:r>
-    </w:p>
-    <w:p>
-      <w:pPr>
-        <w:ind w:left="720" w:firstLine="0"/>
-        <w:rPr>
-          <w:rFonts w:ascii="Calibri" w:cs="Calibri" w:eastAsia="Calibri" w:hAnsi="Calibri"/>
-          <w:sz w:val="24"/>
-          <w:szCs w:val="24"/>
-        </w:rPr>
-      </w:pPr>
-      <w:r>
-        <w:rPr>
-          <w:rtl w:val="0"/>
-        </w:rPr>
-      </w:r>
-    </w:p>
-    <w:p>
-      <w:pPr>
-        <w:ind w:left="720" w:firstLine="0"/>
-        <w:rPr>
-          <w:rFonts w:ascii="Calibri" w:cs="Calibri" w:eastAsia="Calibri" w:hAnsi="Calibri"/>
+        <w:rPr>
+          <w:rFonts w:ascii="Calibri" w:cs="Calibri" w:eastAsia="Calibri" w:hAnsi="Calibri"/>
+          <w:color w:val="003b4f"/>
+          <w:sz w:val="24"/>
+          <w:szCs w:val="24"/>
+        </w:rPr>
+      </w:pPr>
+      <w:r>
+        <w:rPr>
+          <w:rtl w:val="0"/>
+        </w:rPr>
+      </w:r>
+    </w:p>
+    <w:p>
+      <w:pPr>
+        <w:rPr>
+          <w:rFonts w:ascii="Calibri" w:cs="Calibri" w:eastAsia="Calibri" w:hAnsi="Calibri"/>
+          <w:color w:val="003b4f"/>
+          <w:sz w:val="24"/>
+          <w:szCs w:val="24"/>
+        </w:rPr>
+      </w:pPr>
+      <w:r>
+        <w:rPr>
+          <w:rtl w:val="0"/>
+        </w:rPr>
+      </w:r>
+    </w:p>
+    <w:p>
+      <w:pPr>
+        <w:rPr>
+          <w:rFonts w:ascii="Calibri" w:cs="Calibri" w:eastAsia="Calibri" w:hAnsi="Calibri"/>
+          <w:color w:val="003b4f"/>
+          <w:sz w:val="24"/>
+          <w:szCs w:val="24"/>
+        </w:rPr>
+      </w:pPr>
+      <w:r>
+        <w:rPr>
+          <w:rtl w:val="0"/>
+        </w:rPr>
+      </w:r>
+    </w:p>
+    <w:p>
+      <w:pPr>
+        <w:rPr>
+          <w:rFonts w:ascii="Calibri" w:cs="Calibri" w:eastAsia="Calibri" w:hAnsi="Calibri"/>
+          <w:color w:val="003b4f"/>
+          <w:sz w:val="24"/>
+          <w:szCs w:val="24"/>
+        </w:rPr>
+      </w:pPr>
+      <w:r>
+        <w:rPr>
+          <w:rtl w:val="0"/>
+        </w:rPr>
+      </w:r>
+    </w:p>
+    <w:p>
+      <w:pPr>
+        <w:rPr>
+          <w:rFonts w:ascii="Calibri" w:cs="Calibri" w:eastAsia="Calibri" w:hAnsi="Calibri"/>
+          <w:color w:val="003b4f"/>
+          <w:sz w:val="24"/>
+          <w:szCs w:val="24"/>
+        </w:rPr>
+      </w:pPr>
+      <w:r>
+        <w:rPr>
+          <w:rtl w:val="0"/>
+        </w:rPr>
+      </w:r>
+    </w:p>
+    <w:p>
+      <w:pPr>
+        <w:rPr>
+          <w:rFonts w:ascii="Calibri" w:cs="Calibri" w:eastAsia="Calibri" w:hAnsi="Calibri"/>
+          <w:color w:val="003b4f"/>
+          <w:sz w:val="24"/>
+          <w:szCs w:val="24"/>
+        </w:rPr>
+      </w:pPr>
+      <w:r>
+        <w:rPr>
+          <w:rtl w:val="0"/>
+        </w:rPr>
+      </w:r>
+    </w:p>
+    <w:p>
+      <w:pPr>
+        <w:rPr>
+          <w:rFonts w:ascii="Calibri" w:cs="Calibri" w:eastAsia="Calibri" w:hAnsi="Calibri"/>
+          <w:color w:val="003b4f"/>
           <w:sz w:val="24"/>
           <w:szCs w:val="24"/>
         </w:rPr>
@@ -1443,35 +1445,63 @@
           <w:szCs w:val="24"/>
           <w:rtl w:val="0"/>
         </w:rPr>
-        <w:t xml:space="preserve">Sketch a boxplot of the data with pro vs. non-pro as the boxes and completion time for the race on the y axis.</w:t>
-      </w:r>
-    </w:p>
-    <w:p>
-      <w:pPr>
-        <w:rPr>
-          <w:rFonts w:ascii="Calibri" w:cs="Calibri" w:eastAsia="Calibri" w:hAnsi="Calibri"/>
-          <w:sz w:val="24"/>
-          <w:szCs w:val="24"/>
-        </w:rPr>
-      </w:pPr>
-      <w:r>
-        <w:rPr>
-          <w:rtl w:val="0"/>
-        </w:rPr>
-      </w:r>
-    </w:p>
-    <w:p>
-      <w:pPr>
-        <w:rPr>
-          <w:rFonts w:ascii="Calibri" w:cs="Calibri" w:eastAsia="Calibri" w:hAnsi="Calibri"/>
-          <w:sz w:val="24"/>
-          <w:szCs w:val="24"/>
-        </w:rPr>
-      </w:pPr>
-      <w:r>
-        <w:rPr>
-          <w:rtl w:val="0"/>
-        </w:rPr>
+        <w:t xml:space="preserve">Sketch a boxplot (with no outliers) of the data with pro vs. non-pro as the boxes and completion time for the race on the y axis.</w:t>
+      </w:r>
+    </w:p>
+    <w:p>
+      <w:pPr>
+        <w:rPr>
+          <w:rFonts w:ascii="Calibri" w:cs="Calibri" w:eastAsia="Calibri" w:hAnsi="Calibri"/>
+          <w:sz w:val="24"/>
+          <w:szCs w:val="24"/>
+        </w:rPr>
+      </w:pPr>
+      <w:r>
+        <w:rPr>
+          <w:rtl w:val="0"/>
+        </w:rPr>
+      </w:r>
+      <w:r>
+        <w:drawing>
+          <wp:anchor allowOverlap="1" behindDoc="0" distB="57150" distT="57150" distL="57150" distR="57150" hidden="0" layoutInCell="1" locked="0" relativeHeight="0" simplePos="0">
+            <wp:simplePos x="0" y="0"/>
+            <wp:positionH relativeFrom="column">
+              <wp:posOffset>252413</wp:posOffset>
+            </wp:positionH>
+            <wp:positionV relativeFrom="paragraph">
+              <wp:posOffset>142875</wp:posOffset>
+            </wp:positionV>
+            <wp:extent cx="5748338" cy="2800472"/>
+            <wp:effectExtent b="0" l="0" r="0" t="0"/>
+            <wp:wrapSquare wrapText="bothSides" distB="57150" distT="57150" distL="57150" distR="57150"/>
+            <wp:docPr id="1" name="image2.png"/>
+            <a:graphic>
+              <a:graphicData uri="http://schemas.openxmlformats.org/drawingml/2006/picture">
+                <pic:pic>
+                  <pic:nvPicPr>
+                    <pic:cNvPr id="0" name="image2.png"/>
+                    <pic:cNvPicPr preferRelativeResize="0"/>
+                  </pic:nvPicPr>
+                  <pic:blipFill>
+                    <a:blip r:embed="rId8"/>
+                    <a:srcRect b="0" l="0" r="0" t="0"/>
+                    <a:stretch>
+                      <a:fillRect/>
+                    </a:stretch>
+                  </pic:blipFill>
+                  <pic:spPr>
+                    <a:xfrm>
+                      <a:off x="0" y="0"/>
+                      <a:ext cx="5748338" cy="2800472"/>
+                    </a:xfrm>
+                    <a:prstGeom prst="rect"/>
+                    <a:ln/>
+                  </pic:spPr>
+                </pic:pic>
+              </a:graphicData>
+            </a:graphic>
+          </wp:anchor>
+        </w:drawing>
       </w:r>
     </w:p>
     <w:p>
@@ -1804,22 +1834,9 @@
       <w:pPr>
         <w:rPr>
           <w:rFonts w:ascii="Calibri" w:cs="Calibri" w:eastAsia="Calibri" w:hAnsi="Calibri"/>
-          <w:sz w:val="24"/>
-          <w:szCs w:val="24"/>
-        </w:rPr>
-      </w:pPr>
-      <w:r>
-        <w:rPr>
-          <w:rtl w:val="0"/>
-        </w:rPr>
-      </w:r>
-    </w:p>
-    <w:p>
-      <w:pPr>
-        <w:rPr>
-          <w:rFonts w:ascii="Calibri" w:cs="Calibri" w:eastAsia="Calibri" w:hAnsi="Calibri"/>
-          <w:sz w:val="24"/>
-          <w:szCs w:val="24"/>
+          <w:b w:val="1"/>
+          <w:sz w:val="26"/>
+          <w:szCs w:val="26"/>
         </w:rPr>
       </w:pPr>
       <w:r>
